--- a/docs/Test Case Specification.docx
+++ b/docs/Test Case Specification.docx
@@ -489,7 +489,7 @@
       <w:pPr>
         <w:pStyle w:val="Heading2"/>
       </w:pPr>
-      <w:bookmarkStart w:id="0" w:name="_Toc240872230"/>
+      <w:bookmarkStart w:id="0" w:name="_Toc240876175"/>
       <w:r>
         <w:t>Revision History</w:t>
       </w:r>
@@ -824,7 +824,7 @@
       <w:pPr>
         <w:pStyle w:val="Heading1"/>
       </w:pPr>
-      <w:bookmarkStart w:id="1" w:name="_Toc240872231"/>
+      <w:bookmarkStart w:id="1" w:name="_Toc240876176"/>
       <w:r>
         <w:lastRenderedPageBreak/>
         <w:t>Table of Contents</w:t>
@@ -875,7 +875,7 @@
         <w:rPr>
           <w:noProof/>
         </w:rPr>
-        <w:instrText xml:space="preserve"> PAGEREF _Toc240872230 \h </w:instrText>
+        <w:instrText xml:space="preserve"> PAGEREF _Toc240876175 \h </w:instrText>
       </w:r>
       <w:r>
         <w:rPr>
@@ -936,7 +936,7 @@
         <w:rPr>
           <w:noProof/>
         </w:rPr>
-        <w:instrText xml:space="preserve"> PAGEREF _Toc240872231 \h </w:instrText>
+        <w:instrText xml:space="preserve"> PAGEREF _Toc240876176 \h </w:instrText>
       </w:r>
       <w:r>
         <w:rPr>
@@ -997,7 +997,7 @@
         <w:rPr>
           <w:noProof/>
         </w:rPr>
-        <w:instrText xml:space="preserve"> PAGEREF _Toc240872232 \h </w:instrText>
+        <w:instrText xml:space="preserve"> PAGEREF _Toc240876177 \h </w:instrText>
       </w:r>
       <w:r>
         <w:rPr>
@@ -1058,7 +1058,7 @@
         <w:rPr>
           <w:noProof/>
         </w:rPr>
-        <w:instrText xml:space="preserve"> PAGEREF _Toc240872233 \h </w:instrText>
+        <w:instrText xml:space="preserve"> PAGEREF _Toc240876178 \h </w:instrText>
       </w:r>
       <w:r>
         <w:rPr>
@@ -1119,7 +1119,7 @@
         <w:rPr>
           <w:noProof/>
         </w:rPr>
-        <w:instrText xml:space="preserve"> PAGEREF _Toc240872234 \h </w:instrText>
+        <w:instrText xml:space="preserve"> PAGEREF _Toc240876179 \h </w:instrText>
       </w:r>
       <w:r>
         <w:rPr>
@@ -1180,7 +1180,7 @@
         <w:rPr>
           <w:noProof/>
         </w:rPr>
-        <w:instrText xml:space="preserve"> PAGEREF _Toc240872235 \h </w:instrText>
+        <w:instrText xml:space="preserve"> PAGEREF _Toc240876180 \h </w:instrText>
       </w:r>
       <w:r>
         <w:rPr>
@@ -1241,7 +1241,7 @@
         <w:rPr>
           <w:noProof/>
         </w:rPr>
-        <w:instrText xml:space="preserve"> PAGEREF _Toc240872236 \h </w:instrText>
+        <w:instrText xml:space="preserve"> PAGEREF _Toc240876181 \h </w:instrText>
       </w:r>
       <w:r>
         <w:rPr>
@@ -1302,7 +1302,7 @@
         <w:rPr>
           <w:noProof/>
         </w:rPr>
-        <w:instrText xml:space="preserve"> PAGEREF _Toc240872237 \h </w:instrText>
+        <w:instrText xml:space="preserve"> PAGEREF _Toc240876182 \h </w:instrText>
       </w:r>
       <w:r>
         <w:rPr>
@@ -1363,7 +1363,7 @@
         <w:rPr>
           <w:noProof/>
         </w:rPr>
-        <w:instrText xml:space="preserve"> PAGEREF _Toc240872238 \h </w:instrText>
+        <w:instrText xml:space="preserve"> PAGEREF _Toc240876183 \h </w:instrText>
       </w:r>
       <w:r>
         <w:rPr>
@@ -1424,7 +1424,7 @@
         <w:rPr>
           <w:noProof/>
         </w:rPr>
-        <w:instrText xml:space="preserve"> PAGEREF _Toc240872239 \h </w:instrText>
+        <w:instrText xml:space="preserve"> PAGEREF _Toc240876184 \h </w:instrText>
       </w:r>
       <w:r>
         <w:rPr>
@@ -1485,7 +1485,7 @@
         <w:rPr>
           <w:noProof/>
         </w:rPr>
-        <w:instrText xml:space="preserve"> PAGEREF _Toc240872240 \h </w:instrText>
+        <w:instrText xml:space="preserve"> PAGEREF _Toc240876185 \h </w:instrText>
       </w:r>
       <w:r>
         <w:rPr>
@@ -1546,7 +1546,7 @@
         <w:rPr>
           <w:noProof/>
         </w:rPr>
-        <w:instrText xml:space="preserve"> PAGEREF _Toc240872241 \h </w:instrText>
+        <w:instrText xml:space="preserve"> PAGEREF _Toc240876186 \h </w:instrText>
       </w:r>
       <w:r>
         <w:rPr>
@@ -1607,7 +1607,7 @@
         <w:rPr>
           <w:noProof/>
         </w:rPr>
-        <w:instrText xml:space="preserve"> PAGEREF _Toc240872242 \h </w:instrText>
+        <w:instrText xml:space="preserve"> PAGEREF _Toc240876187 \h </w:instrText>
       </w:r>
       <w:r>
         <w:rPr>
@@ -1668,7 +1668,7 @@
         <w:rPr>
           <w:noProof/>
         </w:rPr>
-        <w:instrText xml:space="preserve"> PAGEREF _Toc240872243 \h </w:instrText>
+        <w:instrText xml:space="preserve"> PAGEREF _Toc240876188 \h </w:instrText>
       </w:r>
       <w:r>
         <w:rPr>
@@ -1729,7 +1729,7 @@
         <w:rPr>
           <w:noProof/>
         </w:rPr>
-        <w:instrText xml:space="preserve"> PAGEREF _Toc240872244 \h </w:instrText>
+        <w:instrText xml:space="preserve"> PAGEREF _Toc240876189 \h </w:instrText>
       </w:r>
       <w:r>
         <w:rPr>
@@ -1790,7 +1790,7 @@
         <w:rPr>
           <w:noProof/>
         </w:rPr>
-        <w:instrText xml:space="preserve"> PAGEREF _Toc240872245 \h </w:instrText>
+        <w:instrText xml:space="preserve"> PAGEREF _Toc240876190 \h </w:instrText>
       </w:r>
       <w:r>
         <w:rPr>
@@ -1851,7 +1851,7 @@
         <w:rPr>
           <w:noProof/>
         </w:rPr>
-        <w:instrText xml:space="preserve"> PAGEREF _Toc240872246 \h </w:instrText>
+        <w:instrText xml:space="preserve"> PAGEREF _Toc240876191 \h </w:instrText>
       </w:r>
       <w:r>
         <w:rPr>
@@ -1912,7 +1912,7 @@
         <w:rPr>
           <w:noProof/>
         </w:rPr>
-        <w:instrText xml:space="preserve"> PAGEREF _Toc240872247 \h </w:instrText>
+        <w:instrText xml:space="preserve"> PAGEREF _Toc240876192 \h </w:instrText>
       </w:r>
       <w:r>
         <w:rPr>
@@ -1973,7 +1973,7 @@
         <w:rPr>
           <w:noProof/>
         </w:rPr>
-        <w:instrText xml:space="preserve"> PAGEREF _Toc240872248 \h </w:instrText>
+        <w:instrText xml:space="preserve"> PAGEREF _Toc240876193 \h </w:instrText>
       </w:r>
       <w:r>
         <w:rPr>
@@ -2034,7 +2034,7 @@
         <w:rPr>
           <w:noProof/>
         </w:rPr>
-        <w:instrText xml:space="preserve"> PAGEREF _Toc240872249 \h </w:instrText>
+        <w:instrText xml:space="preserve"> PAGEREF _Toc240876194 \h </w:instrText>
       </w:r>
       <w:r>
         <w:rPr>
@@ -2095,7 +2095,7 @@
         <w:rPr>
           <w:noProof/>
         </w:rPr>
-        <w:instrText xml:space="preserve"> PAGEREF _Toc240872250 \h </w:instrText>
+        <w:instrText xml:space="preserve"> PAGEREF _Toc240876195 \h </w:instrText>
       </w:r>
       <w:r>
         <w:rPr>
@@ -2156,7 +2156,7 @@
         <w:rPr>
           <w:noProof/>
         </w:rPr>
-        <w:instrText xml:space="preserve"> PAGEREF _Toc240872251 \h </w:instrText>
+        <w:instrText xml:space="preserve"> PAGEREF _Toc240876196 \h </w:instrText>
       </w:r>
       <w:r>
         <w:rPr>
@@ -2217,7 +2217,7 @@
         <w:rPr>
           <w:noProof/>
         </w:rPr>
-        <w:instrText xml:space="preserve"> PAGEREF _Toc240872252 \h </w:instrText>
+        <w:instrText xml:space="preserve"> PAGEREF _Toc240876197 \h </w:instrText>
       </w:r>
       <w:r>
         <w:rPr>
@@ -2278,7 +2278,7 @@
         <w:rPr>
           <w:noProof/>
         </w:rPr>
-        <w:instrText xml:space="preserve"> PAGEREF _Toc240872253 \h </w:instrText>
+        <w:instrText xml:space="preserve"> PAGEREF _Toc240876198 \h </w:instrText>
       </w:r>
       <w:r>
         <w:rPr>
@@ -2339,7 +2339,7 @@
         <w:rPr>
           <w:noProof/>
         </w:rPr>
-        <w:instrText xml:space="preserve"> PAGEREF _Toc240872254 \h </w:instrText>
+        <w:instrText xml:space="preserve"> PAGEREF _Toc240876199 \h </w:instrText>
       </w:r>
       <w:r>
         <w:rPr>
@@ -2400,7 +2400,7 @@
         <w:rPr>
           <w:noProof/>
         </w:rPr>
-        <w:instrText xml:space="preserve"> PAGEREF _Toc240872255 \h </w:instrText>
+        <w:instrText xml:space="preserve"> PAGEREF _Toc240876200 \h </w:instrText>
       </w:r>
       <w:r>
         <w:rPr>
@@ -2461,7 +2461,7 @@
         <w:rPr>
           <w:noProof/>
         </w:rPr>
-        <w:instrText xml:space="preserve"> PAGEREF _Toc240872256 \h </w:instrText>
+        <w:instrText xml:space="preserve"> PAGEREF _Toc240876201 \h </w:instrText>
       </w:r>
       <w:r>
         <w:rPr>
@@ -2522,7 +2522,7 @@
         <w:rPr>
           <w:noProof/>
         </w:rPr>
-        <w:instrText xml:space="preserve"> PAGEREF _Toc240872257 \h </w:instrText>
+        <w:instrText xml:space="preserve"> PAGEREF _Toc240876202 \h </w:instrText>
       </w:r>
       <w:r>
         <w:rPr>
@@ -2565,7 +2565,7 @@
       <w:pPr>
         <w:pStyle w:val="Heading1"/>
       </w:pPr>
-      <w:bookmarkStart w:id="2" w:name="_Toc240872232"/>
+      <w:bookmarkStart w:id="2" w:name="_Toc240876177"/>
       <w:r>
         <w:lastRenderedPageBreak/>
         <w:t>1. Introduction</w:t>
@@ -2576,7 +2576,7 @@
       <w:pPr>
         <w:pStyle w:val="Heading2"/>
       </w:pPr>
-      <w:bookmarkStart w:id="3" w:name="_Toc240872233"/>
+      <w:bookmarkStart w:id="3" w:name="_Toc240876178"/>
       <w:r>
         <w:t>1.1 Purpose</w:t>
       </w:r>
@@ -2591,7 +2591,7 @@
       <w:pPr>
         <w:pStyle w:val="Heading2"/>
       </w:pPr>
-      <w:bookmarkStart w:id="4" w:name="_Toc240872234"/>
+      <w:bookmarkStart w:id="4" w:name="_Toc240876179"/>
       <w:r>
         <w:t>1.2 Scope</w:t>
       </w:r>
@@ -2606,7 +2606,7 @@
       <w:pPr>
         <w:pStyle w:val="Heading2"/>
       </w:pPr>
-      <w:bookmarkStart w:id="5" w:name="_Toc240872235"/>
+      <w:bookmarkStart w:id="5" w:name="_Toc240876180"/>
       <w:r>
         <w:t>1.3 References</w:t>
       </w:r>
@@ -2845,7 +2845,7 @@
       <w:pPr>
         <w:pStyle w:val="Heading1"/>
       </w:pPr>
-      <w:bookmarkStart w:id="6" w:name="_Toc240872236"/>
+      <w:bookmarkStart w:id="6" w:name="_Toc240876181"/>
       <w:r>
         <w:t>2. Test Approach</w:t>
       </w:r>
@@ -2855,7 +2855,7 @@
       <w:pPr>
         <w:pStyle w:val="Heading2"/>
       </w:pPr>
-      <w:bookmarkStart w:id="7" w:name="_Toc240872237"/>
+      <w:bookmarkStart w:id="7" w:name="_Toc240876182"/>
       <w:r>
         <w:t>2.1 Levels</w:t>
       </w:r>
@@ -3196,7 +3196,7 @@
       <w:pPr>
         <w:pStyle w:val="Heading2"/>
       </w:pPr>
-      <w:bookmarkStart w:id="8" w:name="_Toc240872238"/>
+      <w:bookmarkStart w:id="8" w:name="_Toc240876183"/>
       <w:r>
         <w:t>2.2 Entry Criteria</w:t>
       </w:r>
@@ -3258,7 +3258,7 @@
       <w:pPr>
         <w:pStyle w:val="Heading2"/>
       </w:pPr>
-      <w:bookmarkStart w:id="9" w:name="_Toc240872239"/>
+      <w:bookmarkStart w:id="9" w:name="_Toc240876184"/>
       <w:r>
         <w:t>2.3 Exit Criteria</w:t>
       </w:r>
@@ -3321,7 +3321,7 @@
       <w:pPr>
         <w:pStyle w:val="Heading2"/>
       </w:pPr>
-      <w:bookmarkStart w:id="10" w:name="_Toc240872240"/>
+      <w:bookmarkStart w:id="10" w:name="_Toc240876185"/>
       <w:r>
         <w:t>2.4 Defect Severity</w:t>
       </w:r>
@@ -3627,7 +3627,7 @@
       <w:pPr>
         <w:pStyle w:val="Heading1"/>
       </w:pPr>
-      <w:bookmarkStart w:id="11" w:name="_Toc240872241"/>
+      <w:bookmarkStart w:id="11" w:name="_Toc240876186"/>
       <w:r>
         <w:lastRenderedPageBreak/>
         <w:t>3. Test Environment</w:t>
@@ -4173,7 +4173,7 @@
       <w:pPr>
         <w:pStyle w:val="Heading1"/>
       </w:pPr>
-      <w:bookmarkStart w:id="12" w:name="_Toc240872242"/>
+      <w:bookmarkStart w:id="12" w:name="_Toc240876187"/>
       <w:r>
         <w:t>4. Test Data</w:t>
       </w:r>
@@ -4670,7 +4670,7 @@
       <w:pPr>
         <w:pStyle w:val="Heading2"/>
       </w:pPr>
-      <w:bookmarkStart w:id="13" w:name="_Toc240872243"/>
+      <w:bookmarkStart w:id="13" w:name="_Toc240876188"/>
       <w:r>
         <w:t>4.1 Case Notation</w:t>
       </w:r>
@@ -4693,7 +4693,7 @@
       <w:pPr>
         <w:pStyle w:val="Heading1"/>
       </w:pPr>
-      <w:bookmarkStart w:id="14" w:name="_Toc240872244"/>
+      <w:bookmarkStart w:id="14" w:name="_Toc240876189"/>
       <w:r>
         <w:lastRenderedPageBreak/>
         <w:t>5. Authentication and Session</w:t>
@@ -5485,7 +5485,7 @@
       <w:pPr>
         <w:pStyle w:val="Heading1"/>
       </w:pPr>
-      <w:bookmarkStart w:id="15" w:name="_Toc240872245"/>
+      <w:bookmarkStart w:id="15" w:name="_Toc240876190"/>
       <w:r>
         <w:t>6. Device Management and ONVIF</w:t>
       </w:r>
@@ -6465,7 +6465,7 @@
       <w:pPr>
         <w:pStyle w:val="Heading1"/>
       </w:pPr>
-      <w:bookmarkStart w:id="16" w:name="_Toc240872246"/>
+      <w:bookmarkStart w:id="16" w:name="_Toc240876191"/>
       <w:r>
         <w:t>7. Live Video</w:t>
       </w:r>
@@ -7356,7 +7356,7 @@
       <w:pPr>
         <w:pStyle w:val="Heading1"/>
       </w:pPr>
-      <w:bookmarkStart w:id="17" w:name="_Toc240872247"/>
+      <w:bookmarkStart w:id="17" w:name="_Toc240876192"/>
       <w:r>
         <w:t>8. PTZ Control</w:t>
       </w:r>
@@ -8148,7 +8148,7 @@
       <w:pPr>
         <w:pStyle w:val="Heading1"/>
       </w:pPr>
-      <w:bookmarkStart w:id="18" w:name="_Toc240872248"/>
+      <w:bookmarkStart w:id="18" w:name="_Toc240876193"/>
       <w:r>
         <w:t>9. Recording and Playback</w:t>
       </w:r>
@@ -9039,7 +9039,7 @@
       <w:pPr>
         <w:pStyle w:val="Heading1"/>
       </w:pPr>
-      <w:bookmarkStart w:id="19" w:name="_Toc240872249"/>
+      <w:bookmarkStart w:id="19" w:name="_Toc240876194"/>
       <w:r>
         <w:t>10. Object Detection</w:t>
       </w:r>
@@ -10119,7 +10119,7 @@
       <w:pPr>
         <w:pStyle w:val="Heading1"/>
       </w:pPr>
-      <w:bookmarkStart w:id="20" w:name="_Toc240872250"/>
+      <w:bookmarkStart w:id="20" w:name="_Toc240876195"/>
       <w:r>
         <w:t>11. Face Recognition</w:t>
       </w:r>
@@ -11851,7 +11851,7 @@
       <w:pPr>
         <w:pStyle w:val="Heading1"/>
       </w:pPr>
-      <w:bookmarkStart w:id="21" w:name="_Toc240872251"/>
+      <w:bookmarkStart w:id="21" w:name="_Toc240876196"/>
       <w:r>
         <w:t>12. Event Log</w:t>
       </w:r>
@@ -12743,7 +12743,7 @@
       <w:pPr>
         <w:pStyle w:val="Heading1"/>
       </w:pPr>
-      <w:bookmarkStart w:id="22" w:name="_Toc240872252"/>
+      <w:bookmarkStart w:id="22" w:name="_Toc240876197"/>
       <w:r>
         <w:t>13. User and Permission Management</w:t>
       </w:r>
@@ -13634,7 +13634,7 @@
       <w:pPr>
         <w:pStyle w:val="Heading1"/>
       </w:pPr>
-      <w:bookmarkStart w:id="23" w:name="_Toc240872253"/>
+      <w:bookmarkStart w:id="23" w:name="_Toc240876198"/>
       <w:r>
         <w:t>14. Settings and System Information</w:t>
       </w:r>
@@ -15090,7 +15090,7 @@
       <w:pPr>
         <w:pStyle w:val="Heading1"/>
       </w:pPr>
-      <w:bookmarkStart w:id="24" w:name="_Toc240872254"/>
+      <w:bookmarkStart w:id="24" w:name="_Toc240876199"/>
       <w:r>
         <w:t>15. Presentation</w:t>
       </w:r>
@@ -16178,7 +16178,7 @@
       <w:pPr>
         <w:pStyle w:val="Heading1"/>
       </w:pPr>
-      <w:bookmarkStart w:id="25" w:name="_Toc240872255"/>
+      <w:bookmarkStart w:id="25" w:name="_Toc240876200"/>
       <w:r>
         <w:lastRenderedPageBreak/>
         <w:t>16. Regression</w:t>
@@ -17743,7 +17743,7 @@
       <w:pPr>
         <w:pStyle w:val="Heading1"/>
       </w:pPr>
-      <w:bookmarkStart w:id="26" w:name="_Toc240872256"/>
+      <w:bookmarkStart w:id="26" w:name="_Toc240876201"/>
       <w:r>
         <w:lastRenderedPageBreak/>
         <w:t>17. Traceability</w:t>
@@ -19023,7 +19023,7 @@
       <w:pPr>
         <w:pStyle w:val="Heading1"/>
       </w:pPr>
-      <w:bookmarkStart w:id="27" w:name="_Toc240872257"/>
+      <w:bookmarkStart w:id="27" w:name="_Toc240876202"/>
       <w:r>
         <w:t>18. Reporting</w:t>
       </w:r>
@@ -19562,7 +19562,7 @@
 <file path=word/numbering.xml><?xml version="1.0" encoding="utf-8"?>
 <w:numbering xmlns:wpc="http://schemas.microsoft.com/office/word/2010/wordprocessingCanvas" xmlns:cx="http://schemas.microsoft.com/office/drawing/2014/chartex" xmlns:mc="http://schemas.openxmlformats.org/markup-compatibility/2006" xmlns:o="urn:schemas-microsoft-com:office:office" xmlns:r="http://schemas.openxmlformats.org/officeDocument/2006/relationships" xmlns:m="http://schemas.openxmlformats.org/officeDocument/2006/math" xmlns:v="urn:schemas-microsoft-com:vml" xmlns:wp14="http://schemas.microsoft.com/office/word/2010/wordprocessingDrawing" xmlns:wp="http://schemas.openxmlformats.org/drawingml/2006/wordprocessingDrawing" xmlns:w10="urn:schemas-microsoft-com:office:word" xmlns:w="http://schemas.openxmlformats.org/wordprocessingml/2006/main" xmlns:w14="http://schemas.microsoft.com/office/word/2010/wordml" xmlns:w15="http://schemas.microsoft.com/office/word/2012/wordml" xmlns:w16se="http://schemas.microsoft.com/office/word/2015/wordml/symex" xmlns:wpg="http://schemas.microsoft.com/office/word/2010/wordprocessingGroup" xmlns:wpi="http://schemas.microsoft.com/office/word/2010/wordprocessingInk" xmlns:wne="http://schemas.microsoft.com/office/word/2006/wordml" xmlns:wps="http://schemas.microsoft.com/office/word/2010/wordprocessingShape" mc:Ignorable="w14 w15 w16se wp14">
   <w:abstractNum w:abstractNumId="0" w15:restartNumberingAfterBreak="0">
-    <w:nsid w:val="2CFF763B"/>
+    <w:nsid w:val="22DA4519"/>
     <w:multiLevelType w:val="singleLevel"/>
     <w:tmpl w:val="04090001"/>
     <w:lvl w:ilvl="0">
@@ -19579,7 +19579,7 @@
     </w:lvl>
   </w:abstractNum>
   <w:abstractNum w:abstractNumId="1" w15:restartNumberingAfterBreak="0">
-    <w:nsid w:val="7E2B125A"/>
+    <w:nsid w:val="2C09160D"/>
     <w:multiLevelType w:val="singleLevel"/>
     <w:tmpl w:val="04090001"/>
     <w:lvl w:ilvl="0">
@@ -19596,10 +19596,10 @@
     </w:lvl>
   </w:abstractNum>
   <w:num w:numId="1">
-    <w:abstractNumId w:val="1"/>
+    <w:abstractNumId w:val="0"/>
   </w:num>
   <w:num w:numId="2">
-    <w:abstractNumId w:val="0"/>
+    <w:abstractNumId w:val="1"/>
   </w:num>
 </w:numbering>
 </file>
@@ -20013,7 +20013,7 @@
     <w:link w:val="Heading1Char"/>
     <w:uiPriority w:val="9"/>
     <w:qFormat/>
-    <w:rsid w:val="00B82E67"/>
+    <w:rsid w:val="00B94FD7"/>
     <w:pPr>
       <w:keepNext/>
       <w:keepLines/>
@@ -20039,7 +20039,7 @@
     <w:uiPriority w:val="9"/>
     <w:unhideWhenUsed/>
     <w:qFormat/>
-    <w:rsid w:val="00B82E67"/>
+    <w:rsid w:val="00B94FD7"/>
     <w:pPr>
       <w:keepNext/>
       <w:keepLines/>
@@ -20062,7 +20062,7 @@
     <w:semiHidden/>
     <w:unhideWhenUsed/>
     <w:qFormat/>
-    <w:rsid w:val="00B82E67"/>
+    <w:rsid w:val="00B94FD7"/>
     <w:pPr>
       <w:keepNext/>
       <w:keepLines/>
@@ -20086,7 +20086,7 @@
     <w:semiHidden/>
     <w:unhideWhenUsed/>
     <w:qFormat/>
-    <w:rsid w:val="00B82E67"/>
+    <w:rsid w:val="00B94FD7"/>
     <w:pPr>
       <w:keepNext/>
       <w:keepLines/>
@@ -20132,7 +20132,7 @@
     <w:basedOn w:val="DefaultParagraphFont"/>
     <w:link w:val="Heading1"/>
     <w:uiPriority w:val="9"/>
-    <w:rsid w:val="00B82E67"/>
+    <w:rsid w:val="00B94FD7"/>
     <w:rPr>
       <w:rFonts w:ascii="Calibri" w:eastAsiaTheme="majorEastAsia" w:hAnsi="Calibri" w:cs="Calibri"/>
       <w:b/>
@@ -20146,7 +20146,7 @@
     <w:basedOn w:val="DefaultParagraphFont"/>
     <w:link w:val="Heading2"/>
     <w:uiPriority w:val="9"/>
-    <w:rsid w:val="00B82E67"/>
+    <w:rsid w:val="00B94FD7"/>
     <w:rPr>
       <w:rFonts w:ascii="Calibri" w:eastAsiaTheme="majorEastAsia" w:hAnsi="Calibri" w:cs="Calibri"/>
       <w:b/>
@@ -20161,7 +20161,7 @@
     <w:link w:val="Heading3"/>
     <w:uiPriority w:val="9"/>
     <w:semiHidden/>
-    <w:rsid w:val="00B82E67"/>
+    <w:rsid w:val="00B94FD7"/>
     <w:rPr>
       <w:rFonts w:ascii="Calibri" w:eastAsiaTheme="majorEastAsia" w:hAnsi="Calibri" w:cs="Calibri"/>
       <w:b/>
@@ -20176,7 +20176,7 @@
     <w:link w:val="Heading4"/>
     <w:uiPriority w:val="9"/>
     <w:semiHidden/>
-    <w:rsid w:val="00B82E67"/>
+    <w:rsid w:val="00B94FD7"/>
     <w:rPr>
       <w:rFonts w:ascii="Calibri" w:eastAsiaTheme="majorEastAsia" w:hAnsi="Calibri" w:cs="Calibri"/>
       <w:b/>
@@ -20193,7 +20193,7 @@
     <w:autoRedefine/>
     <w:uiPriority w:val="39"/>
     <w:unhideWhenUsed/>
-    <w:rsid w:val="00B82E67"/>
+    <w:rsid w:val="00B94FD7"/>
     <w:pPr>
       <w:spacing w:after="100"/>
       <w:ind w:left="210"/>
@@ -20206,7 +20206,7 @@
     <w:autoRedefine/>
     <w:uiPriority w:val="39"/>
     <w:unhideWhenUsed/>
-    <w:rsid w:val="00B82E67"/>
+    <w:rsid w:val="00B94FD7"/>
     <w:pPr>
       <w:spacing w:after="100"/>
     </w:pPr>
@@ -20216,7 +20216,7 @@
     <w:basedOn w:val="Normal"/>
     <w:uiPriority w:val="34"/>
     <w:qFormat/>
-    <w:rsid w:val="00B82E67"/>
+    <w:rsid w:val="00B94FD7"/>
     <w:pPr>
       <w:ind w:left="720"/>
       <w:contextualSpacing/>
@@ -20228,7 +20228,7 @@
     <w:link w:val="HeaderChar"/>
     <w:uiPriority w:val="99"/>
     <w:unhideWhenUsed/>
-    <w:rsid w:val="00B82E67"/>
+    <w:rsid w:val="00B94FD7"/>
     <w:pPr>
       <w:tabs>
         <w:tab w:val="center" w:pos="4680"/>
@@ -20242,7 +20242,7 @@
     <w:basedOn w:val="DefaultParagraphFont"/>
     <w:link w:val="Header"/>
     <w:uiPriority w:val="99"/>
-    <w:rsid w:val="00B82E67"/>
+    <w:rsid w:val="00B94FD7"/>
     <w:rPr>
       <w:rFonts w:ascii="Calibri" w:hAnsi="Calibri" w:cs="Calibri"/>
       <w:color w:val="1B2431"/>
@@ -20255,7 +20255,7 @@
     <w:link w:val="FooterChar"/>
     <w:uiPriority w:val="99"/>
     <w:unhideWhenUsed/>
-    <w:rsid w:val="00B82E67"/>
+    <w:rsid w:val="00B94FD7"/>
     <w:pPr>
       <w:tabs>
         <w:tab w:val="center" w:pos="4680"/>
@@ -20269,7 +20269,7 @@
     <w:basedOn w:val="DefaultParagraphFont"/>
     <w:link w:val="Footer"/>
     <w:uiPriority w:val="99"/>
-    <w:rsid w:val="00B82E67"/>
+    <w:rsid w:val="00B94FD7"/>
     <w:rPr>
       <w:rFonts w:ascii="Calibri" w:hAnsi="Calibri" w:cs="Calibri"/>
       <w:color w:val="1B2431"/>
